--- a/WebContent/docx/Claudin18.2检测报告-尚宁.docx
+++ b/WebContent/docx/Claudin18.2检测报告-尚宁.docx
@@ -2740,59 +2740,6 @@
             </w:pPr>
             <w:r>
               <w:rPr>
-                <w:rFonts w:ascii="Times New Roman" w:hAnsi="Times New Roman" w:eastAsia="微软雅黑" w:cs="Times New Roman"/>
-                <w:sz w:val="24"/>
-                <w:szCs w:val="24"/>
-                <w:lang w:eastAsia="zh-CN"/>
-              </w:rPr>
-              <w:drawing>
-                <wp:anchor distT="0" distB="0" distL="114300" distR="114300" simplePos="0" relativeHeight="251671552" behindDoc="0" locked="0" layoutInCell="1" allowOverlap="1">
-                  <wp:simplePos x="0" y="0"/>
-                  <wp:positionH relativeFrom="column">
-                    <wp:posOffset>554355</wp:posOffset>
-                  </wp:positionH>
-                  <wp:positionV relativeFrom="page">
-                    <wp:posOffset>120015</wp:posOffset>
-                  </wp:positionV>
-                  <wp:extent cx="1666240" cy="1207135"/>
-                  <wp:effectExtent l="0" t="0" r="10160" b="0"/>
-                  <wp:wrapNone/>
-                  <wp:docPr id="20" name="图片 20" descr="尚宁检验-报告专用章"/>
-                  <wp:cNvGraphicFramePr>
-                    <a:graphicFrameLocks xmlns:a="http://schemas.openxmlformats.org/drawingml/2006/main" noChangeAspect="1"/>
-                  </wp:cNvGraphicFramePr>
-                  <a:graphic xmlns:a="http://schemas.openxmlformats.org/drawingml/2006/main">
-                    <a:graphicData uri="http://schemas.openxmlformats.org/drawingml/2006/picture">
-                      <pic:pic xmlns:pic="http://schemas.openxmlformats.org/drawingml/2006/picture">
-                        <pic:nvPicPr>
-                          <pic:cNvPr id="20" name="图片 20" descr="尚宁检验-报告专用章"/>
-                          <pic:cNvPicPr>
-                            <a:picLocks noChangeAspect="1"/>
-                          </pic:cNvPicPr>
-                        </pic:nvPicPr>
-                        <pic:blipFill>
-                          <a:blip r:embed="rId10"/>
-                          <a:stretch>
-                            <a:fillRect/>
-                          </a:stretch>
-                        </pic:blipFill>
-                        <pic:spPr>
-                          <a:xfrm>
-                            <a:off x="0" y="0"/>
-                            <a:ext cx="1666240" cy="1207135"/>
-                          </a:xfrm>
-                          <a:prstGeom prst="rect">
-                            <a:avLst/>
-                          </a:prstGeom>
-                        </pic:spPr>
-                      </pic:pic>
-                    </a:graphicData>
-                  </a:graphic>
-                </wp:anchor>
-              </w:drawing>
-            </w:r>
-            <w:r>
-              <w:rPr>
                 <w:rFonts w:hint="default" w:ascii="Times New Roman" w:hAnsi="Times New Roman" w:eastAsia="微软雅黑" w:cs="Times New Roman"/>
                 <w:color w:val="000000"/>
                 <w:sz w:val="18"/>
@@ -2863,12 +2810,6 @@
             <w:insideH w:val="none" w:color="auto" w:sz="0" w:space="0"/>
             <w:insideV w:val="none" w:color="auto" w:sz="0" w:space="0"/>
           </w:tblBorders>
-          <w:tblCellMar>
-            <w:top w:w="0" w:type="dxa"/>
-            <w:left w:w="108" w:type="dxa"/>
-            <w:bottom w:w="0" w:type="dxa"/>
-            <w:right w:w="108" w:type="dxa"/>
-          </w:tblCellMar>
         </w:tblPrEx>
         <w:trPr>
           <w:trHeight w:val="475" w:hRule="atLeast"/>
@@ -3034,7 +2975,7 @@
                 <w:lang w:eastAsia="zh-CN"/>
               </w:rPr>
               <w:drawing>
-                <wp:anchor distT="0" distB="0" distL="114300" distR="114300" simplePos="0" relativeHeight="251669504" behindDoc="0" locked="0" layoutInCell="1" allowOverlap="1">
+                <wp:anchor distT="0" distB="0" distL="114300" distR="114300" simplePos="0" relativeHeight="251668480" behindDoc="0" locked="0" layoutInCell="1" allowOverlap="1">
                   <wp:simplePos x="0" y="0"/>
                   <wp:positionH relativeFrom="column">
                     <wp:posOffset>-52705</wp:posOffset>
@@ -3059,7 +3000,7 @@
                           </pic:cNvPicPr>
                         </pic:nvPicPr>
                         <pic:blipFill>
-                          <a:blip r:embed="rId11">
+                          <a:blip r:embed="rId10">
                             <a:clrChange>
                               <a:clrFrom>
                                 <a:srgbClr val="FFFFFF">
@@ -3238,16 +3179,69 @@
       <w:bookmarkEnd w:id="1"/>
       <w:r>
         <w:rPr>
-          <w:rFonts w:hint="default" w:ascii="Times New Roman" w:hAnsi="Times New Roman" w:cs="Times New Roman"/>
+          <w:rFonts w:ascii="Times New Roman" w:hAnsi="Times New Roman" w:eastAsia="微软雅黑" w:cs="Times New Roman"/>
+          <w:sz w:val="24"/>
+          <w:szCs w:val="24"/>
+          <w:lang w:eastAsia="zh-CN"/>
         </w:rPr>
         <w:drawing>
-          <wp:anchor distT="0" distB="0" distL="0" distR="0" simplePos="0" relativeHeight="251670528" behindDoc="0" locked="0" layoutInCell="1" allowOverlap="1">
+          <wp:anchor distT="0" distB="0" distL="114300" distR="114300" simplePos="0" relativeHeight="251670528" behindDoc="0" locked="0" layoutInCell="1" allowOverlap="1">
             <wp:simplePos x="0" y="0"/>
             <wp:positionH relativeFrom="column">
-              <wp:posOffset>4898390</wp:posOffset>
+              <wp:posOffset>3385820</wp:posOffset>
             </wp:positionH>
             <wp:positionV relativeFrom="page">
-              <wp:posOffset>8892540</wp:posOffset>
+              <wp:posOffset>9039225</wp:posOffset>
+            </wp:positionV>
+            <wp:extent cx="1666240" cy="1207135"/>
+            <wp:effectExtent l="0" t="0" r="10160" b="0"/>
+            <wp:wrapNone/>
+            <wp:docPr id="20" name="图片 20" descr="尚宁检验-报告专用章"/>
+            <wp:cNvGraphicFramePr>
+              <a:graphicFrameLocks xmlns:a="http://schemas.openxmlformats.org/drawingml/2006/main" noChangeAspect="1"/>
+            </wp:cNvGraphicFramePr>
+            <a:graphic xmlns:a="http://schemas.openxmlformats.org/drawingml/2006/main">
+              <a:graphicData uri="http://schemas.openxmlformats.org/drawingml/2006/picture">
+                <pic:pic xmlns:pic="http://schemas.openxmlformats.org/drawingml/2006/picture">
+                  <pic:nvPicPr>
+                    <pic:cNvPr id="20" name="图片 20" descr="尚宁检验-报告专用章"/>
+                    <pic:cNvPicPr>
+                      <a:picLocks noChangeAspect="1"/>
+                    </pic:cNvPicPr>
+                  </pic:nvPicPr>
+                  <pic:blipFill>
+                    <a:blip r:embed="rId11"/>
+                    <a:stretch>
+                      <a:fillRect/>
+                    </a:stretch>
+                  </pic:blipFill>
+                  <pic:spPr>
+                    <a:xfrm>
+                      <a:off x="0" y="0"/>
+                      <a:ext cx="1666240" cy="1207135"/>
+                    </a:xfrm>
+                    <a:prstGeom prst="rect">
+                      <a:avLst/>
+                    </a:prstGeom>
+                  </pic:spPr>
+                </pic:pic>
+              </a:graphicData>
+            </a:graphic>
+          </wp:anchor>
+        </w:drawing>
+      </w:r>
+      <w:r>
+        <w:rPr>
+          <w:rFonts w:hint="default" w:ascii="Times New Roman" w:hAnsi="Times New Roman" w:cs="Times New Roman"/>
+        </w:rPr>
+        <w:drawing>
+          <wp:anchor distT="0" distB="0" distL="0" distR="0" simplePos="0" relativeHeight="251669504" behindDoc="0" locked="0" layoutInCell="1" allowOverlap="1">
+            <wp:simplePos x="0" y="0"/>
+            <wp:positionH relativeFrom="column">
+              <wp:posOffset>4999355</wp:posOffset>
+            </wp:positionH>
+            <wp:positionV relativeFrom="page">
+              <wp:posOffset>8883650</wp:posOffset>
             </wp:positionV>
             <wp:extent cx="1443355" cy="1443355"/>
             <wp:effectExtent l="0" t="0" r="4445" b="4445"/>
@@ -8984,7 +8978,7 @@
           <w:lang w:val="en-US" w:eastAsia="en-US" w:bidi="ar-SA"/>
         </w:rPr>
         <w:drawing>
-          <wp:anchor distT="0" distB="0" distL="114935" distR="114935" simplePos="0" relativeHeight="251668480" behindDoc="0" locked="0" layoutInCell="1" allowOverlap="1">
+          <wp:anchor distT="0" distB="0" distL="114935" distR="114935" simplePos="0" relativeHeight="251667456" behindDoc="0" locked="0" layoutInCell="1" allowOverlap="1">
             <wp:simplePos x="0" y="0"/>
             <wp:positionH relativeFrom="column">
               <wp:posOffset>723900</wp:posOffset>
@@ -9041,7 +9035,7 @@
           <w:lang w:val="en-US" w:eastAsia="en-US" w:bidi="ar-SA"/>
         </w:rPr>
         <w:drawing>
-          <wp:anchor distT="0" distB="0" distL="114935" distR="114935" simplePos="0" relativeHeight="251667456" behindDoc="0" locked="0" layoutInCell="1" allowOverlap="1">
+          <wp:anchor distT="0" distB="0" distL="114935" distR="114935" simplePos="0" relativeHeight="251666432" behindDoc="0" locked="0" layoutInCell="1" allowOverlap="1">
             <wp:simplePos x="0" y="0"/>
             <wp:positionH relativeFrom="column">
               <wp:posOffset>30480</wp:posOffset>
@@ -9298,7 +9292,7 @@
           <w:lang w:val="en-US" w:eastAsia="zh-CN" w:bidi="ar-SA"/>
         </w:rPr>
         <w:drawing>
-          <wp:anchor distT="0" distB="0" distL="0" distR="0" simplePos="0" relativeHeight="251666432" behindDoc="1" locked="0" layoutInCell="1" allowOverlap="1">
+          <wp:anchor distT="0" distB="0" distL="0" distR="0" simplePos="0" relativeHeight="251665408" behindDoc="1" locked="0" layoutInCell="1" allowOverlap="1">
             <wp:simplePos x="0" y="0"/>
             <wp:positionH relativeFrom="column">
               <wp:posOffset>4900295</wp:posOffset>

--- a/WebContent/docx/Claudin18.2检测报告-尚宁.docx
+++ b/WebContent/docx/Claudin18.2检测报告-尚宁.docx
@@ -18,7 +18,7 @@
           <w:lang w:eastAsia="zh-CN"/>
         </w:rPr>
         <w:drawing>
-          <wp:anchor distT="0" distB="0" distL="0" distR="0" simplePos="0" relativeHeight="251664384" behindDoc="0" locked="0" layoutInCell="1" allowOverlap="1">
+          <wp:anchor distT="0" distB="0" distL="0" distR="0" simplePos="0" relativeHeight="251663360" behindDoc="0" locked="0" layoutInCell="1" allowOverlap="1">
             <wp:simplePos x="0" y="0"/>
             <wp:positionH relativeFrom="column">
               <wp:posOffset>4876800</wp:posOffset>
@@ -43,7 +43,7 @@
                     </pic:cNvPicPr>
                   </pic:nvPicPr>
                   <pic:blipFill>
-                    <a:blip r:embed="rId8"/>
+                    <a:blip r:embed="rId9"/>
                     <a:srcRect/>
                     <a:stretch>
                       <a:fillRect/>
@@ -89,7 +89,7 @@
                     </pic:cNvPicPr>
                   </pic:nvPicPr>
                   <pic:blipFill>
-                    <a:blip r:embed="rId9"/>
+                    <a:blip r:embed="rId10"/>
                     <a:stretch>
                       <a:fillRect/>
                     </a:stretch>
@@ -109,6 +109,8 @@
           </wp:inline>
         </w:drawing>
       </w:r>
+      <w:bookmarkStart w:id="1" w:name="_GoBack"/>
+      <w:bookmarkEnd w:id="1"/>
     </w:p>
     <w:p>
       <w:pPr>
@@ -979,102 +981,6 @@
             </w:pPr>
             <w:r>
               <w:rPr>
-                <w:rFonts w:hint="default" w:ascii="Times New Roman" w:hAnsi="Times New Roman" w:eastAsia="微软雅黑" w:cs="Times New Roman"/>
-                <w:bCs/>
-                <w:color w:val="000000"/>
-                <w:sz w:val="18"/>
-                <w:szCs w:val="18"/>
-                <w:highlight w:val="none"/>
-              </w:rPr>
-              <w:t>肿瘤细胞含量占比</w:t>
-            </w:r>
-          </w:p>
-        </w:tc>
-        <w:tc>
-          <w:tcPr>
-            <w:tcW w:w="6775" w:type="dxa"/>
-            <w:vAlign w:val="center"/>
-          </w:tcPr>
-          <w:p>
-            <w:pPr>
-              <w:pStyle w:val="216"/>
-              <w:ind w:firstLine="180" w:firstLineChars="100"/>
-              <w:rPr>
-                <w:rFonts w:hint="eastAsia"/>
-              </w:rPr>
-            </w:pPr>
-            <w:r>
-              <w:rPr>
-                <w:rFonts w:hint="eastAsia"/>
-              </w:rPr>
-              <w:t>{{</w:t>
-            </w:r>
-            <w:r>
-              <w:t xml:space="preserve"> PDInfo</w:t>
-            </w:r>
-            <w:r>
-              <w:rPr>
-                <w:rFonts w:hint="eastAsia"/>
-              </w:rPr>
-              <w:t>.</w:t>
-            </w:r>
-            <w:r>
-              <w:t>Tumor_cel_c</w:t>
-            </w:r>
-            <w:r>
-              <w:rPr>
-                <w:rFonts w:hint="eastAsia"/>
-                <w:lang w:val="en-US" w:eastAsia="zh-CN"/>
-              </w:rPr>
-              <w:t>ontent</w:t>
-            </w:r>
-            <w:r>
-              <w:rPr>
-                <w:rFonts w:hint="eastAsia"/>
-              </w:rPr>
-              <w:t xml:space="preserve"> }}</w:t>
-            </w:r>
-          </w:p>
-        </w:tc>
-      </w:tr>
-      <w:tr>
-        <w:tblPrEx>
-          <w:tblBorders>
-            <w:top w:val="single" w:color="0083C3" w:sz="12" w:space="0"/>
-            <w:left w:val="none" w:color="auto" w:sz="0" w:space="0"/>
-            <w:bottom w:val="single" w:color="0083C3" w:sz="12" w:space="0"/>
-            <w:right w:val="none" w:color="auto" w:sz="0" w:space="0"/>
-            <w:insideH w:val="single" w:color="0083C3" w:sz="4" w:space="0"/>
-            <w:insideV w:val="single" w:color="0083C3" w:sz="4" w:space="0"/>
-          </w:tblBorders>
-          <w:tblCellMar>
-            <w:top w:w="0" w:type="dxa"/>
-            <w:left w:w="108" w:type="dxa"/>
-            <w:bottom w:w="0" w:type="dxa"/>
-            <w:right w:w="108" w:type="dxa"/>
-          </w:tblCellMar>
-        </w:tblPrEx>
-        <w:trPr>
-          <w:jc w:val="center"/>
-        </w:trPr>
-        <w:tc>
-          <w:tcPr>
-            <w:tcW w:w="3431" w:type="dxa"/>
-            <w:vAlign w:val="center"/>
-          </w:tcPr>
-          <w:p>
-            <w:pPr>
-              <w:jc w:val="center"/>
-              <w:rPr>
-                <w:rFonts w:ascii="Times New Roman" w:hAnsi="Times New Roman" w:eastAsia="微软雅黑" w:cs="Times New Roman"/>
-                <w:bCs/>
-                <w:color w:val="000000"/>
-                <w:sz w:val="18"/>
-                <w:szCs w:val="18"/>
-              </w:rPr>
-            </w:pPr>
-            <w:r>
-              <w:rPr>
                 <w:rFonts w:ascii="Times New Roman" w:hAnsi="Times New Roman" w:eastAsia="微软雅黑" w:cs="Times New Roman"/>
                 <w:bCs/>
                 <w:color w:val="000000"/>
@@ -2810,6 +2716,12 @@
             <w:insideH w:val="none" w:color="auto" w:sz="0" w:space="0"/>
             <w:insideV w:val="none" w:color="auto" w:sz="0" w:space="0"/>
           </w:tblBorders>
+          <w:tblCellMar>
+            <w:top w:w="0" w:type="dxa"/>
+            <w:left w:w="108" w:type="dxa"/>
+            <w:bottom w:w="0" w:type="dxa"/>
+            <w:right w:w="108" w:type="dxa"/>
+          </w:tblCellMar>
         </w:tblPrEx>
         <w:trPr>
           <w:trHeight w:val="475" w:hRule="atLeast"/>
@@ -2971,68 +2883,45 @@
             </w:pPr>
             <w:r>
               <w:rPr>
-                <w:rFonts w:hint="eastAsia" w:eastAsia="微软雅黑"/>
-                <w:lang w:eastAsia="zh-CN"/>
-              </w:rPr>
-              <w:drawing>
-                <wp:anchor distT="0" distB="0" distL="114300" distR="114300" simplePos="0" relativeHeight="251668480" behindDoc="0" locked="0" layoutInCell="1" allowOverlap="1">
-                  <wp:simplePos x="0" y="0"/>
-                  <wp:positionH relativeFrom="column">
-                    <wp:posOffset>-52705</wp:posOffset>
-                  </wp:positionH>
-                  <wp:positionV relativeFrom="paragraph">
-                    <wp:posOffset>-93345</wp:posOffset>
-                  </wp:positionV>
-                  <wp:extent cx="495935" cy="280670"/>
-                  <wp:effectExtent l="0" t="0" r="0" b="9525"/>
-                  <wp:wrapNone/>
-                  <wp:docPr id="7" name="图片 7" descr="王建丽"/>
-                  <wp:cNvGraphicFramePr>
-                    <a:graphicFrameLocks xmlns:a="http://schemas.openxmlformats.org/drawingml/2006/main" noChangeAspect="1"/>
-                  </wp:cNvGraphicFramePr>
-                  <a:graphic xmlns:a="http://schemas.openxmlformats.org/drawingml/2006/main">
-                    <a:graphicData uri="http://schemas.openxmlformats.org/drawingml/2006/picture">
-                      <pic:pic xmlns:pic="http://schemas.openxmlformats.org/drawingml/2006/picture">
-                        <pic:nvPicPr>
-                          <pic:cNvPr id="7" name="图片 7" descr="王建丽"/>
-                          <pic:cNvPicPr>
-                            <a:picLocks noChangeAspect="1"/>
-                          </pic:cNvPicPr>
-                        </pic:nvPicPr>
-                        <pic:blipFill>
-                          <a:blip r:embed="rId10">
-                            <a:clrChange>
-                              <a:clrFrom>
-                                <a:srgbClr val="FFFFFF">
-                                  <a:alpha val="100000"/>
-                                </a:srgbClr>
-                              </a:clrFrom>
-                              <a:clrTo>
-                                <a:srgbClr val="FFFFFF">
-                                  <a:alpha val="100000"/>
-                                  <a:alpha val="0"/>
-                                </a:srgbClr>
-                              </a:clrTo>
-                            </a:clrChange>
-                          </a:blip>
-                          <a:stretch>
-                            <a:fillRect/>
-                          </a:stretch>
-                        </pic:blipFill>
-                        <pic:spPr>
-                          <a:xfrm>
-                            <a:off x="0" y="0"/>
-                            <a:ext cx="495935" cy="280670"/>
-                          </a:xfrm>
-                          <a:prstGeom prst="rect">
-                            <a:avLst/>
-                          </a:prstGeom>
-                        </pic:spPr>
-                      </pic:pic>
-                    </a:graphicData>
-                  </a:graphic>
-                </wp:anchor>
-              </w:drawing>
+                <w:rFonts w:hint="default" w:ascii="Times New Roman" w:hAnsi="Times New Roman" w:cs="Times New Roman"/>
+                <w:sz w:val="16"/>
+                <w:szCs w:val="16"/>
+              </w:rPr>
+              <w:t>{{"ty_tianjin2"|sign(</w:t>
+            </w:r>
+            <w:r>
+              <w:rPr>
+                <w:rFonts w:hint="eastAsia" w:ascii="Times New Roman" w:hAnsi="Times New Roman" w:cs="Times New Roman"/>
+                <w:sz w:val="16"/>
+                <w:szCs w:val="16"/>
+                <w:lang w:val="en-US" w:eastAsia="zh-CN"/>
+              </w:rPr>
+              <w:t>39</w:t>
+            </w:r>
+            <w:r>
+              <w:rPr>
+                <w:rFonts w:hint="default" w:ascii="Times New Roman" w:hAnsi="Times New Roman" w:cs="Times New Roman"/>
+                <w:sz w:val="16"/>
+                <w:szCs w:val="16"/>
+              </w:rPr>
+              <w:t>,</w:t>
+            </w:r>
+            <w:r>
+              <w:rPr>
+                <w:rFonts w:hint="eastAsia" w:ascii="Times New Roman" w:hAnsi="Times New Roman" w:cs="Times New Roman"/>
+                <w:sz w:val="16"/>
+                <w:szCs w:val="16"/>
+                <w:lang w:val="en-US" w:eastAsia="zh-CN"/>
+              </w:rPr>
+              <w:t>22</w:t>
+            </w:r>
+            <w:r>
+              <w:rPr>
+                <w:rFonts w:hint="default" w:ascii="Times New Roman" w:hAnsi="Times New Roman" w:cs="Times New Roman"/>
+                <w:sz w:val="16"/>
+                <w:szCs w:val="16"/>
+              </w:rPr>
+              <w:t>)}}</w:t>
             </w:r>
           </w:p>
         </w:tc>
@@ -3168,15 +3057,14 @@
           <w:szCs w:val="18"/>
         </w:rPr>
         <w:sectPr>
-          <w:footerReference r:id="rId4" w:type="default"/>
+          <w:headerReference r:id="rId4" w:type="default"/>
+          <w:footerReference r:id="rId5" w:type="default"/>
           <w:pgSz w:w="11910" w:h="16840"/>
           <w:pgMar w:top="1540" w:right="880" w:bottom="920" w:left="1020" w:header="709" w:footer="656" w:gutter="0"/>
           <w:pgNumType w:fmt="decimal" w:start="1"/>
           <w:cols w:space="720" w:num="1"/>
         </w:sectPr>
       </w:pPr>
-      <w:bookmarkStart w:id="1" w:name="_GoBack"/>
-      <w:bookmarkEnd w:id="1"/>
       <w:r>
         <w:rPr>
           <w:rFonts w:ascii="Times New Roman" w:hAnsi="Times New Roman" w:eastAsia="微软雅黑" w:cs="Times New Roman"/>
@@ -3185,7 +3073,7 @@
           <w:lang w:eastAsia="zh-CN"/>
         </w:rPr>
         <w:drawing>
-          <wp:anchor distT="0" distB="0" distL="114300" distR="114300" simplePos="0" relativeHeight="251670528" behindDoc="0" locked="0" layoutInCell="1" allowOverlap="1">
+          <wp:anchor distT="0" distB="0" distL="114300" distR="114300" simplePos="0" relativeHeight="251668480" behindDoc="0" locked="0" layoutInCell="1" allowOverlap="1">
             <wp:simplePos x="0" y="0"/>
             <wp:positionH relativeFrom="column">
               <wp:posOffset>3385820</wp:posOffset>
@@ -3235,7 +3123,7 @@
           <w:rFonts w:hint="default" w:ascii="Times New Roman" w:hAnsi="Times New Roman" w:cs="Times New Roman"/>
         </w:rPr>
         <w:drawing>
-          <wp:anchor distT="0" distB="0" distL="0" distR="0" simplePos="0" relativeHeight="251669504" behindDoc="0" locked="0" layoutInCell="1" allowOverlap="1">
+          <wp:anchor distT="0" distB="0" distL="0" distR="0" simplePos="0" relativeHeight="251667456" behindDoc="0" locked="0" layoutInCell="1" allowOverlap="1">
             <wp:simplePos x="0" y="0"/>
             <wp:positionH relativeFrom="column">
               <wp:posOffset>4999355</wp:posOffset>
@@ -3327,7 +3215,6 @@
             <w:insideH w:val="single" w:color="365F91" w:sz="12" w:space="0"/>
             <w:insideV w:val="single" w:color="365F91" w:sz="12" w:space="0"/>
           </w:tblBorders>
-          <w:shd w:val="clear" w:color="auto" w:fill="0083C3"/>
           <w:tblCellMar>
             <w:top w:w="0" w:type="dxa"/>
             <w:left w:w="108" w:type="dxa"/>
@@ -8978,7 +8865,7 @@
           <w:lang w:val="en-US" w:eastAsia="en-US" w:bidi="ar-SA"/>
         </w:rPr>
         <w:drawing>
-          <wp:anchor distT="0" distB="0" distL="114935" distR="114935" simplePos="0" relativeHeight="251667456" behindDoc="0" locked="0" layoutInCell="1" allowOverlap="1">
+          <wp:anchor distT="0" distB="0" distL="114935" distR="114935" simplePos="0" relativeHeight="251666432" behindDoc="0" locked="0" layoutInCell="1" allowOverlap="1">
             <wp:simplePos x="0" y="0"/>
             <wp:positionH relativeFrom="column">
               <wp:posOffset>723900</wp:posOffset>
@@ -9035,7 +8922,7 @@
           <w:lang w:val="en-US" w:eastAsia="en-US" w:bidi="ar-SA"/>
         </w:rPr>
         <w:drawing>
-          <wp:anchor distT="0" distB="0" distL="114935" distR="114935" simplePos="0" relativeHeight="251666432" behindDoc="0" locked="0" layoutInCell="1" allowOverlap="1">
+          <wp:anchor distT="0" distB="0" distL="114935" distR="114935" simplePos="0" relativeHeight="251665408" behindDoc="0" locked="0" layoutInCell="1" allowOverlap="1">
             <wp:simplePos x="0" y="0"/>
             <wp:positionH relativeFrom="column">
               <wp:posOffset>30480</wp:posOffset>
@@ -9292,7 +9179,7 @@
           <w:lang w:val="en-US" w:eastAsia="zh-CN" w:bidi="ar-SA"/>
         </w:rPr>
         <w:drawing>
-          <wp:anchor distT="0" distB="0" distL="0" distR="0" simplePos="0" relativeHeight="251665408" behindDoc="1" locked="0" layoutInCell="1" allowOverlap="1">
+          <wp:anchor distT="0" distB="0" distL="0" distR="0" simplePos="0" relativeHeight="251664384" behindDoc="1" locked="0" layoutInCell="1" allowOverlap="1">
             <wp:simplePos x="0" y="0"/>
             <wp:positionH relativeFrom="column">
               <wp:posOffset>4900295</wp:posOffset>
@@ -9317,7 +9204,7 @@
                     </pic:cNvPicPr>
                   </pic:nvPicPr>
                   <pic:blipFill>
-                    <a:blip r:embed="rId8"/>
+                    <a:blip r:embed="rId9"/>
                     <a:srcRect/>
                     <a:stretch>
                       <a:fillRect/>
@@ -9538,8 +9425,8 @@
       </w:r>
     </w:p>
     <w:sectPr>
-      <w:headerReference r:id="rId5" w:type="default"/>
-      <w:footerReference r:id="rId6" w:type="default"/>
+      <w:headerReference r:id="rId6" w:type="default"/>
+      <w:footerReference r:id="rId7" w:type="default"/>
       <w:pgSz w:w="11910" w:h="16840"/>
       <w:pgMar w:top="1540" w:right="880" w:bottom="920" w:left="1020" w:header="709" w:footer="656" w:gutter="0"/>
       <w:pgNumType w:fmt="decimal"/>
@@ -9818,6 +9705,19 @@
         <w:bottom w:val="none" w:color="auto" w:sz="0" w:space="1"/>
       </w:pBdr>
     </w:pPr>
+  </w:p>
+</w:hdr>
+</file>
+
+<file path=word/header2.xml><?xml version="1.0" encoding="utf-8"?>
+<w:hdr xmlns:wpc="http://schemas.microsoft.com/office/word/2010/wordprocessingCanvas" xmlns:mc="http://schemas.openxmlformats.org/markup-compatibility/2006" xmlns:o="urn:schemas-microsoft-com:office:office" xmlns:r="http://schemas.openxmlformats.org/officeDocument/2006/relationships" xmlns:m="http://schemas.openxmlformats.org/officeDocument/2006/math" xmlns:v="urn:schemas-microsoft-com:vml" xmlns:wp14="http://schemas.microsoft.com/office/word/2010/wordprocessingDrawing" xmlns:wp="http://schemas.openxmlformats.org/drawingml/2006/wordprocessingDrawing" xmlns:w10="urn:schemas-microsoft-com:office:word" xmlns:w="http://schemas.openxmlformats.org/wordprocessingml/2006/main" xmlns:w14="http://schemas.microsoft.com/office/word/2010/wordml" xmlns:w15="http://schemas.microsoft.com/office/word/2012/wordml" xmlns:wpg="http://schemas.microsoft.com/office/word/2010/wordprocessingGroup" xmlns:wpi="http://schemas.microsoft.com/office/word/2010/wordprocessingInk" xmlns:wne="http://schemas.microsoft.com/office/word/2006/wordml" xmlns:wps="http://schemas.microsoft.com/office/word/2010/wordprocessingShape" xmlns:wpsCustomData="http://www.wps.cn/officeDocument/2013/wpsCustomData" mc:Ignorable="w14 w15 wp14">
+  <w:p>
+    <w:pPr>
+      <w:pStyle w:val="15"/>
+      <w:pBdr>
+        <w:bottom w:val="none" w:color="auto" w:sz="0" w:space="1"/>
+      </w:pBdr>
+    </w:pPr>
     <w:r>
       <w:rPr>
         <w:rFonts w:hint="eastAsia" w:ascii="微软雅黑" w:hAnsi="微软雅黑" w:eastAsia="微软雅黑" w:cs="微软雅黑"/>
@@ -9829,7 +9729,7 @@
         <w:lang w:eastAsia="zh-CN"/>
       </w:rPr>
       <w:drawing>
-        <wp:anchor distT="0" distB="0" distL="114300" distR="114300" simplePos="0" relativeHeight="251662336" behindDoc="1" locked="0" layoutInCell="1" allowOverlap="1">
+        <wp:anchor distT="0" distB="0" distL="114300" distR="114300" simplePos="0" relativeHeight="251667456" behindDoc="1" locked="0" layoutInCell="1" allowOverlap="1">
           <wp:simplePos x="0" y="0"/>
           <wp:positionH relativeFrom="column">
             <wp:posOffset>5156200</wp:posOffset>
@@ -9840,7 +9740,7 @@
           <wp:extent cx="1130300" cy="187960"/>
           <wp:effectExtent l="0" t="0" r="12700" b="10160"/>
           <wp:wrapNone/>
-          <wp:docPr id="19" name="图片 19" descr="全新logo"/>
+          <wp:docPr id="4" name="图片 4" descr="全新logo"/>
           <wp:cNvGraphicFramePr>
             <a:graphicFrameLocks xmlns:a="http://schemas.openxmlformats.org/drawingml/2006/main" noChangeAspect="1"/>
           </wp:cNvGraphicFramePr>
@@ -9848,7 +9748,7 @@
             <a:graphicData uri="http://schemas.openxmlformats.org/drawingml/2006/picture">
               <pic:pic xmlns:pic="http://schemas.openxmlformats.org/drawingml/2006/picture">
                 <pic:nvPicPr>
-                  <pic:cNvPr id="19" name="图片 19" descr="全新logo"/>
+                  <pic:cNvPr id="4" name="图片 4" descr="全新logo"/>
                   <pic:cNvPicPr>
                     <a:picLocks noChangeAspect="1"/>
                   </pic:cNvPicPr>
@@ -9878,7 +9778,7 @@
 </w:hdr>
 </file>
 
-<file path=word/header2.xml><?xml version="1.0" encoding="utf-8"?>
+<file path=word/header3.xml><?xml version="1.0" encoding="utf-8"?>
 <w:hdr xmlns:wpc="http://schemas.microsoft.com/office/word/2010/wordprocessingCanvas" xmlns:mc="http://schemas.openxmlformats.org/markup-compatibility/2006" xmlns:o="urn:schemas-microsoft-com:office:office" xmlns:r="http://schemas.openxmlformats.org/officeDocument/2006/relationships" xmlns:m="http://schemas.openxmlformats.org/officeDocument/2006/math" xmlns:v="urn:schemas-microsoft-com:vml" xmlns:wp14="http://schemas.microsoft.com/office/word/2010/wordprocessingDrawing" xmlns:wp="http://schemas.openxmlformats.org/drawingml/2006/wordprocessingDrawing" xmlns:w10="urn:schemas-microsoft-com:office:word" xmlns:w="http://schemas.openxmlformats.org/wordprocessingml/2006/main" xmlns:w14="http://schemas.microsoft.com/office/word/2010/wordml" xmlns:w15="http://schemas.microsoft.com/office/word/2012/wordml" xmlns:wpg="http://schemas.microsoft.com/office/word/2010/wordprocessingGroup" xmlns:wpi="http://schemas.microsoft.com/office/word/2010/wordprocessingInk" xmlns:wne="http://schemas.microsoft.com/office/word/2006/wordml" xmlns:wps="http://schemas.microsoft.com/office/word/2010/wordprocessingShape" xmlns:wpsCustomData="http://www.wps.cn/officeDocument/2013/wpsCustomData" mc:Ignorable="w14 w15 wp14">
   <w:p>
     <w:r>
@@ -9892,7 +9792,7 @@
         <w:lang w:eastAsia="zh-CN"/>
       </w:rPr>
       <w:drawing>
-        <wp:anchor distT="0" distB="0" distL="114300" distR="114300" simplePos="0" relativeHeight="251663360" behindDoc="1" locked="0" layoutInCell="1" allowOverlap="1">
+        <wp:anchor distT="0" distB="0" distL="114300" distR="114300" simplePos="0" relativeHeight="251662336" behindDoc="1" locked="0" layoutInCell="1" allowOverlap="1">
           <wp:simplePos x="0" y="0"/>
           <wp:positionH relativeFrom="column">
             <wp:posOffset>5165090</wp:posOffset>
